--- a/patent/CN2/提交件/04_说明书摘要.docx
+++ b/patent/CN2/提交件/04_说明书摘要.docx
@@ -26,7 +26,7 @@
           <w:b w:val="0"/>
           <w:sz w:val="24"/>
         </w:rPr>
-        <w:t>本发明公开一种链外数据源事实的无人值守出具系统及方法。系统含数据源准入、新鲜性判定、内容边界校验、校验器有效性验证、签名出具与出具留痕六个单元。内容边界校验单元设类别校验器与必需性校验器，前者按可配置的禁止结论类别集合对待出具内容的结构化字段逐项归类，后者剔除数据源记录原文；二者判定对象均为内容的语义属性，不以与预置固定输出等值比对的方式作出。校验器有效性验证单元为每一校验器配置规范反例，在本次出具的运行过程内以该反例调用校验器，返回不为拒绝的标记为失效并终止其守护的本次出具，不终止其余出具。四单元均通过，签名出具单元才对内容承诺签名。由此内容越界在签名前被拦下，校验器退化在当次即被发现。</w:t>
+        <w:t>本发明公开一种链外数据源事实的无人值守出具系统及方法。系统含数据源准入、新鲜性判定、内容边界校验、校验器有效性验证、签名出具与出具留痕六个单元。内容边界校验单元按禁止结论类别表工作，每一表项含类别标识、判别字段集合与该类别的规范反例本身，未配置规范反例的表项不参与检测。校验器有效性验证单元在本次出具的运行过程之内，对每一表项以其所存规范反例调用类别校验器；某表项返回不为拒绝的，仅将该表项对应的类别检测判定为失效，其余表项检测结果仍然有效，并终止由该失效项守护的本次出具而不终止其余出具，失效判定不跨出具继承。全部返回均为拒绝时，签名出具单元才对内容承诺签名。</w:t>
       </w:r>
     </w:p>
     <w:p>

--- a/patent/CN2/提交件/04_说明书摘要.docx
+++ b/patent/CN2/提交件/04_说明书摘要.docx
@@ -26,7 +26,7 @@
           <w:b w:val="0"/>
           <w:sz w:val="24"/>
         </w:rPr>
-        <w:t>本发明公开一种链外数据源事实的无人值守出具系统及方法。系统含数据源准入、新鲜性判定、内容边界校验、校验器有效性验证、签名出具与出具留痕六个单元。内容边界校验单元按禁止结论类别表工作，每一表项含类别标识、判别字段集合与该类别的规范反例本身，未配置规范反例的表项不参与检测。校验器有效性验证单元在本次出具的运行过程之内，对每一表项以其所存规范反例调用类别校验器；某表项返回不为拒绝的，仅将该表项对应的类别检测判定为失效，其余表项检测结果仍然有效，并终止由该失效项守护的本次出具而不终止其余出具，失效判定不跨出具继承。全部返回均为拒绝时，签名出具单元才对内容承诺签名。</w:t>
+        <w:t>本发明公开一种链外数据源事实的无人值守出具系统及方法，所出具的经签名断言由链上合约或另一自动化智能体直接采信并据以执行不可撤销操作。系统含数据源准入、新鲜性判定、内容边界校验、校验器有效性验证、签名出具与留痕六个单元。内容边界校验单元按禁止结论类别表工作，每一表项含类别标识、判别字段集合与该类别的规范反例本身，未配置反例的表项不参与检测。校验器有效性验证单元在本次出具的运行过程之内，对每一表项以其所存反例调用类别校验器；某表项返回不为拒绝的，仅将该表项对应的类别检测判定为失效，其余表项仍有效，并终止该失效项所守护的本次出具而不终止其余出具，失效判定不跨出具继承。</w:t>
       </w:r>
     </w:p>
     <w:p>
